--- a/doc/template.docx
+++ b/doc/template.docx
@@ -13,6 +13,8 @@
           <w:bCs/>
         </w:rPr>
       </w:pPr>
+      <w:bookmarkStart w:id="0" w:name="_GoBack"/>
+      <w:bookmarkEnd w:id="0"/>
       <w:r>
         <w:rPr>
           <w:b/>
@@ -37,8 +39,6 @@
       <w:r>
         <w:tab/>
       </w:r>
-      <w:bookmarkStart w:id="0" w:name="_GoBack"/>
-      <w:bookmarkEnd w:id="0"/>
       <w:r>
         <w:t xml:space="preserve">  </w:t>
       </w:r>
@@ -489,12 +489,9 @@
     <w:sectPr>
       <w:headerReference w:type="even" r:id="rId7"/>
       <w:headerReference w:type="default" r:id="rId8"/>
-      <w:footerReference w:type="even" r:id="rId9"/>
-      <w:footerReference w:type="default" r:id="rId10"/>
-      <w:headerReference w:type="first" r:id="rId11"/>
-      <w:footerReference w:type="first" r:id="rId12"/>
+      <w:headerReference w:type="first" r:id="rId9"/>
       <w:pgSz w:w="18711" w:h="11907" w:orient="landscape" w:code="10001"/>
-      <w:pgMar w:top="1440" w:right="567" w:bottom="1440" w:left="567" w:header="708" w:footer="708" w:gutter="0"/>
+      <w:pgMar w:top="-709" w:right="567" w:bottom="1440" w:left="567" w:header="135" w:footer="708" w:gutter="0"/>
       <w:cols w:space="708"/>
       <w:docGrid w:linePitch="360"/>
     </w:sectPr>
@@ -525,36 +522,6 @@
     </w:p>
   </w:endnote>
 </w:endnotes>
-</file>
-
-<file path=word/footer1.xml><?xml version="1.0" encoding="utf-8"?>
-<w:ftr xmlns:wpc="http://schemas.microsoft.com/office/word/2010/wordprocessingCanvas" xmlns:mc="http://schemas.openxmlformats.org/markup-compatibility/2006" xmlns:o="urn:schemas-microsoft-com:office:office" xmlns:r="http://schemas.openxmlformats.org/officeDocument/2006/relationships" xmlns:m="http://schemas.openxmlformats.org/officeDocument/2006/math" xmlns:v="urn:schemas-microsoft-com:vml" xmlns:wp14="http://schemas.microsoft.com/office/word/2010/wordprocessingDrawing" xmlns:wp="http://schemas.openxmlformats.org/drawingml/2006/wordprocessingDrawing" xmlns:w10="urn:schemas-microsoft-com:office:word" xmlns:w="http://schemas.openxmlformats.org/wordprocessingml/2006/main" xmlns:w14="http://schemas.microsoft.com/office/word/2010/wordml" xmlns:wpg="http://schemas.microsoft.com/office/word/2010/wordprocessingGroup" xmlns:wpi="http://schemas.microsoft.com/office/word/2010/wordprocessingInk" xmlns:wne="http://schemas.microsoft.com/office/word/2006/wordml" xmlns:wps="http://schemas.microsoft.com/office/word/2010/wordprocessingShape" mc:Ignorable="w14 wp14">
-  <w:p>
-    <w:pPr>
-      <w:pStyle w:val="Footer"/>
-    </w:pPr>
-  </w:p>
-</w:ftr>
-</file>
-
-<file path=word/footer2.xml><?xml version="1.0" encoding="utf-8"?>
-<w:ftr xmlns:wpc="http://schemas.microsoft.com/office/word/2010/wordprocessingCanvas" xmlns:mc="http://schemas.openxmlformats.org/markup-compatibility/2006" xmlns:o="urn:schemas-microsoft-com:office:office" xmlns:r="http://schemas.openxmlformats.org/officeDocument/2006/relationships" xmlns:m="http://schemas.openxmlformats.org/officeDocument/2006/math" xmlns:v="urn:schemas-microsoft-com:vml" xmlns:wp14="http://schemas.microsoft.com/office/word/2010/wordprocessingDrawing" xmlns:wp="http://schemas.openxmlformats.org/drawingml/2006/wordprocessingDrawing" xmlns:w10="urn:schemas-microsoft-com:office:word" xmlns:w="http://schemas.openxmlformats.org/wordprocessingml/2006/main" xmlns:w14="http://schemas.microsoft.com/office/word/2010/wordml" xmlns:wpg="http://schemas.microsoft.com/office/word/2010/wordprocessingGroup" xmlns:wpi="http://schemas.microsoft.com/office/word/2010/wordprocessingInk" xmlns:wne="http://schemas.microsoft.com/office/word/2006/wordml" xmlns:wps="http://schemas.microsoft.com/office/word/2010/wordprocessingShape" mc:Ignorable="w14 wp14">
-  <w:p>
-    <w:pPr>
-      <w:pStyle w:val="Footer"/>
-    </w:pPr>
-  </w:p>
-</w:ftr>
-</file>
-
-<file path=word/footer3.xml><?xml version="1.0" encoding="utf-8"?>
-<w:ftr xmlns:wpc="http://schemas.microsoft.com/office/word/2010/wordprocessingCanvas" xmlns:mc="http://schemas.openxmlformats.org/markup-compatibility/2006" xmlns:o="urn:schemas-microsoft-com:office:office" xmlns:r="http://schemas.openxmlformats.org/officeDocument/2006/relationships" xmlns:m="http://schemas.openxmlformats.org/officeDocument/2006/math" xmlns:v="urn:schemas-microsoft-com:vml" xmlns:wp14="http://schemas.microsoft.com/office/word/2010/wordprocessingDrawing" xmlns:wp="http://schemas.openxmlformats.org/drawingml/2006/wordprocessingDrawing" xmlns:w10="urn:schemas-microsoft-com:office:word" xmlns:w="http://schemas.openxmlformats.org/wordprocessingml/2006/main" xmlns:w14="http://schemas.microsoft.com/office/word/2010/wordml" xmlns:wpg="http://schemas.microsoft.com/office/word/2010/wordprocessingGroup" xmlns:wpi="http://schemas.microsoft.com/office/word/2010/wordprocessingInk" xmlns:wne="http://schemas.microsoft.com/office/word/2006/wordml" xmlns:wps="http://schemas.microsoft.com/office/word/2010/wordprocessingShape" mc:Ignorable="w14 wp14">
-  <w:p>
-    <w:pPr>
-      <w:pStyle w:val="Footer"/>
-    </w:pPr>
-  </w:p>
-</w:ftr>
 </file>
 
 <file path=word/footnotes.xml><?xml version="1.0" encoding="utf-8"?>
